--- a/Zadatak 6/OSINT zadaci/6. Pixel Perfect/Izvještaj o rješavanju OSINT zadatka.docx
+++ b/Zadatak 6/OSINT zadaci/6. Pixel Perfect/Izvještaj o rješavanju OSINT zadatka.docx
@@ -20,10 +20,7 @@
       </w:r>
       <w:proofErr w:type="spellEnd"/>
       <w:r>
-        <w:t xml:space="preserve"> OSINT zadatka</w:t>
-      </w:r>
-      <w:r>
-        <w:t xml:space="preserve"> - </w:t>
+        <w:t xml:space="preserve"> OSINT zadatka - </w:t>
       </w:r>
       <w:proofErr w:type="spellStart"/>
       <w:r>
@@ -131,15 +128,7 @@
       </w:r>
       <w:proofErr w:type="spellEnd"/>
       <w:r>
-        <w:t xml:space="preserve"> </w:t>
-      </w:r>
-      <w:proofErr w:type="spellStart"/>
-      <w:r>
-        <w:t>you</w:t>
-      </w:r>
-      <w:proofErr w:type="spellEnd"/>
-      <w:r>
-        <w:t xml:space="preserve"> </w:t>
+        <w:t xml:space="preserve"> you </w:t>
       </w:r>
       <w:proofErr w:type="spellStart"/>
       <w:r>
@@ -711,6 +700,10 @@
     <w:p>
       <w:pPr>
         <w:jc w:val="both"/>
+        <w:rPr>
+          <w:i/>
+          <w:iCs/>
+        </w:rPr>
       </w:pPr>
       <w:r>
         <w:rPr>
@@ -808,16 +801,22 @@
     <w:p>
       <w:pPr>
         <w:jc w:val="both"/>
-        <w:rPr>
-          <w:b/>
-          <w:bCs/>
-        </w:rPr>
       </w:pPr>
-      <w:r>
-        <w:rPr>
-          <w:b/>
-          <w:bCs/>
-        </w:rPr>
+    </w:p>
+    <w:p>
+      <w:pPr>
+        <w:jc w:val="both"/>
+        <w:rPr>
+          <w:b/>
+          <w:bCs/>
+        </w:rPr>
+      </w:pPr>
+      <w:r>
+        <w:rPr>
+          <w:b/>
+          <w:bCs/>
+        </w:rPr>
+        <w:lastRenderedPageBreak/>
         <w:t xml:space="preserve">3. Pronađeni </w:t>
       </w:r>
       <w:proofErr w:type="spellStart"/>
@@ -835,7 +834,6 @@
         <w:jc w:val="both"/>
       </w:pPr>
       <w:r>
-        <w:lastRenderedPageBreak/>
         <w:t xml:space="preserve">Vizuelnom analizom plavog kanala, </w:t>
       </w:r>
       <w:proofErr w:type="spellStart"/>
@@ -1681,6 +1679,7 @@
   <w:style w:type="character" w:default="1" w:styleId="DefaultParagraphFont">
     <w:name w:val="Default Paragraph Font"/>
     <w:uiPriority w:val="1"/>
+    <w:semiHidden/>
     <w:unhideWhenUsed/>
   </w:style>
   <w:style w:type="table" w:default="1" w:styleId="TableNormal">
